--- a/downloads/documents/04 Units/Unit 03 - Human Development and Relationships - Growing Up, Getting Along/Project 03 - Babysitters Activity Kit and Family Showcase.docx
+++ b/downloads/documents/04 Units/Unit 03 - Human Development and Relationships - Growing Up, Getting Along/Project 03 - Babysitters Activity Kit and Family Showcase.docx
@@ -1630,7 +1630,7 @@
         <w:t xml:space="preserve"> </w:t>
       </w:r>
       <w:r>
-        <w:t xml:space="preserve">for the parent card and the demo (the Turkish, Portuguese, and Spanish lines are to be verified by a native speaker):</w:t>
+        <w:t xml:space="preserve">for the parent card and the demo (the Spanish lines are to be verified by a native speaker):</w:t>
       </w:r>
     </w:p>
     <w:tbl>
@@ -1640,10 +1640,8 @@
         <w:tblLook w:firstRow="1"/>
       </w:tblPr>
       <w:tblGrid>
-        <w:gridCol w:w="1980"/>
-        <w:gridCol w:w="1980"/>
-        <w:gridCol w:w="1980"/>
-        <w:gridCol w:w="1980"/>
+        <w:gridCol w:w="3960"/>
+        <w:gridCol w:w="3960"/>
       </w:tblGrid>
       <w:tr>
         <w:trPr>
@@ -1679,40 +1677,6 @@
               <w:jc w:val="left"/>
             </w:pPr>
             <w:r>
-              <w:t xml:space="preserve">Turkish</w:t>
-            </w:r>
-          </w:p>
-        </w:tc>
-        <w:tc>
-          <w:tcPr>
-            <w:tcBorders>
-              <w:bottom w:val="single"/>
-            </w:tcBorders>
-            <w:vAlign w:val="bottom"/>
-          </w:tcPr>
-          <w:p>
-            <w:pPr>
-              <w:pStyle w:val="Compact"/>
-              <w:jc w:val="left"/>
-            </w:pPr>
-            <w:r>
-              <w:t xml:space="preserve">Portuguese</w:t>
-            </w:r>
-          </w:p>
-        </w:tc>
-        <w:tc>
-          <w:tcPr>
-            <w:tcBorders>
-              <w:bottom w:val="single"/>
-            </w:tcBorders>
-            <w:vAlign w:val="bottom"/>
-          </w:tcPr>
-          <w:p>
-            <w:pPr>
-              <w:pStyle w:val="Compact"/>
-              <w:jc w:val="left"/>
-            </w:pPr>
-            <w:r>
               <w:t xml:space="preserve">Spanish</w:t>
             </w:r>
           </w:p>
@@ -1737,28 +1701,6 @@
               <w:jc w:val="left"/>
             </w:pPr>
             <w:r>
-              <w:t xml:space="preserve">Bu set ___ yaşındaki bir çocuk için.</w:t>
-            </w:r>
-          </w:p>
-        </w:tc>
-        <w:tc>
-          <w:p>
-            <w:pPr>
-              <w:pStyle w:val="Compact"/>
-              <w:jc w:val="left"/>
-            </w:pPr>
-            <w:r>
-              <w:t xml:space="preserve">Este kit é para uma criança de ___ anos.</w:t>
-            </w:r>
-          </w:p>
-        </w:tc>
-        <w:tc>
-          <w:p>
-            <w:pPr>
-              <w:pStyle w:val="Compact"/>
-              <w:jc w:val="left"/>
-            </w:pPr>
-            <w:r>
               <w:t xml:space="preserve">Este kit es para un niño o una niña de ___ años.</w:t>
             </w:r>
           </w:p>
@@ -1773,28 +1715,6 @@
             </w:pPr>
             <w:r>
               <w:t xml:space="preserve">It helps the child practice ___.</w:t>
-            </w:r>
-          </w:p>
-        </w:tc>
-        <w:tc>
-          <w:p>
-            <w:pPr>
-              <w:pStyle w:val="Compact"/>
-              <w:jc w:val="left"/>
-            </w:pPr>
-            <w:r>
-              <w:t xml:space="preserve">Çocuğun ___ alıştırma yapmasına yardımcı olur.</w:t>
-            </w:r>
-          </w:p>
-        </w:tc>
-        <w:tc>
-          <w:p>
-            <w:pPr>
-              <w:pStyle w:val="Compact"/>
-              <w:jc w:val="left"/>
-            </w:pPr>
-            <w:r>
-              <w:t xml:space="preserve">Ajuda a criança a praticar ___.</w:t>
             </w:r>
           </w:p>
         </w:tc>
@@ -1849,7 +1769,7 @@
               <w:jc w:val="left"/>
             </w:pPr>
             <w:r>
-              <w:t xml:space="preserve">Önce</w:t>
+              <w:t xml:space="preserve">Primero,</w:t>
             </w:r>
             <w:r>
               <w:t xml:space="preserve"> </w:t>
@@ -1859,7 +1779,7 @@
                 <w:i/>
                 <w:b/>
               </w:rPr>
-              <w:t xml:space="preserve">. Sonra</w:t>
+              <w:t xml:space="preserve">. Luego,</w:t>
             </w:r>
             <w:r>
               <w:rPr>
@@ -1869,68 +1789,6 @@
               <w:t xml:space="preserve"> </w:t>
             </w:r>
             <w:r>
-              <w:t xml:space="preserve">. En son ___.</w:t>
-            </w:r>
-          </w:p>
-        </w:tc>
-        <w:tc>
-          <w:p>
-            <w:pPr>
-              <w:pStyle w:val="Compact"/>
-              <w:jc w:val="left"/>
-            </w:pPr>
-            <w:r>
-              <w:t xml:space="preserve">Primeiro,</w:t>
-            </w:r>
-            <w:r>
-              <w:t xml:space="preserve"> </w:t>
-            </w:r>
-            <w:r>
-              <w:rPr>
-                <w:i/>
-                <w:b/>
-              </w:rPr>
-              <w:t xml:space="preserve">. Depois,</w:t>
-            </w:r>
-            <w:r>
-              <w:rPr>
-                <w:i/>
-                <w:b/>
-              </w:rPr>
-              <w:t xml:space="preserve"> </w:t>
-            </w:r>
-            <w:r>
-              <w:t xml:space="preserve">. Por último, ___.</w:t>
-            </w:r>
-          </w:p>
-        </w:tc>
-        <w:tc>
-          <w:p>
-            <w:pPr>
-              <w:pStyle w:val="Compact"/>
-              <w:jc w:val="left"/>
-            </w:pPr>
-            <w:r>
-              <w:t xml:space="preserve">Primero,</w:t>
-            </w:r>
-            <w:r>
-              <w:t xml:space="preserve"> </w:t>
-            </w:r>
-            <w:r>
-              <w:rPr>
-                <w:i/>
-                <w:b/>
-              </w:rPr>
-              <w:t xml:space="preserve">. Luego,</w:t>
-            </w:r>
-            <w:r>
-              <w:rPr>
-                <w:i/>
-                <w:b/>
-              </w:rPr>
-              <w:t xml:space="preserve"> </w:t>
-            </w:r>
-            <w:r>
               <w:t xml:space="preserve">. Por último, ___.</w:t>
             </w:r>
           </w:p>
@@ -1955,28 +1813,6 @@
               <w:jc w:val="left"/>
             </w:pPr>
             <w:r>
-              <w:t xml:space="preserve">___ konusunda dikkatli olun.</w:t>
-            </w:r>
-          </w:p>
-        </w:tc>
-        <w:tc>
-          <w:p>
-            <w:pPr>
-              <w:pStyle w:val="Compact"/>
-              <w:jc w:val="left"/>
-            </w:pPr>
-            <w:r>
-              <w:t xml:space="preserve">Cuidado com ___.</w:t>
-            </w:r>
-          </w:p>
-        </w:tc>
-        <w:tc>
-          <w:p>
-            <w:pPr>
-              <w:pStyle w:val="Compact"/>
-              <w:jc w:val="left"/>
-            </w:pPr>
-            <w:r>
               <w:t xml:space="preserve">Tenga cuidado con ___.</w:t>
             </w:r>
           </w:p>
@@ -2001,28 +1837,6 @@
               <w:jc w:val="left"/>
             </w:pPr>
             <w:r>
-              <w:t xml:space="preserve">Çocuğun tek başına ___ yapmasına izin vermeyin.</w:t>
-            </w:r>
-          </w:p>
-        </w:tc>
-        <w:tc>
-          <w:p>
-            <w:pPr>
-              <w:pStyle w:val="Compact"/>
-              <w:jc w:val="left"/>
-            </w:pPr>
-            <w:r>
-              <w:t xml:space="preserve">Não deixe a criança ___ sozinha.</w:t>
-            </w:r>
-          </w:p>
-        </w:tc>
-        <w:tc>
-          <w:p>
-            <w:pPr>
-              <w:pStyle w:val="Compact"/>
-              <w:jc w:val="left"/>
-            </w:pPr>
-            <w:r>
               <w:t xml:space="preserve">No deje que el niño o la niña ___ solo.</w:t>
             </w:r>
           </w:p>
@@ -2037,28 +1851,6 @@
             </w:pPr>
             <w:r>
               <w:t xml:space="preserve">After the test, I changed ___ because ___.</w:t>
-            </w:r>
-          </w:p>
-        </w:tc>
-        <w:tc>
-          <w:p>
-            <w:pPr>
-              <w:pStyle w:val="Compact"/>
-              <w:jc w:val="left"/>
-            </w:pPr>
-            <w:r>
-              <w:t xml:space="preserve">Testten sonra ___ değiştirdim çünkü ___.</w:t>
-            </w:r>
-          </w:p>
-        </w:tc>
-        <w:tc>
-          <w:p>
-            <w:pPr>
-              <w:pStyle w:val="Compact"/>
-              <w:jc w:val="left"/>
-            </w:pPr>
-            <w:r>
-              <w:t xml:space="preserve">Depois do teste, mudei ___ porque ___.</w:t>
             </w:r>
           </w:p>
         </w:tc>

--- a/downloads/documents/04 Units/Unit 03 - Human Development and Relationships - Growing Up, Getting Along/Project 03 - Babysitters Activity Kit and Family Showcase.docx
+++ b/downloads/documents/04 Units/Unit 03 - Human Development and Relationships - Growing Up, Getting Along/Project 03 - Babysitters Activity Kit and Family Showcase.docx
@@ -242,7 +242,7 @@
         <w:pStyle w:val="FirstParagraph"/>
       </w:pPr>
       <w:r>
-        <w:t xml:space="preserve">You have been asked to babysit a child on Saturday afternoon. The parent says the child gets bored fast. You are going to show up with something in your bag that no other babysitter brings: one activity you designed for exactly this child’s age, safe enough that the parent does not have to worry, cheap enough that you made it for under $5, and good enough that the child learns something while playing.</w:t>
+        <w:t xml:space="preserve">You have been asked to babysit a child on Saturday afternoon. The parent says the child gets bored fast. You are going to show up with something in your bag that no other babysitter brings: one activity you designed for exactly this child’s age. It is safe enough that the parent does not have to worry. It is cheap enough that you made it for under $5. It is good enough that the child learns something while playing.</w:t>
       </w:r>
     </w:p>
     <w:p>
@@ -250,7 +250,7 @@
         <w:pStyle w:val="BodyText"/>
       </w:pPr>
       <w:r>
-        <w:t xml:space="preserve">That is the kit. You will plan it, build it, write a card so the parent knows how to use it, check it for safety twice, test it with a partner playing the child, and show it at the Family Showcase.</w:t>
+        <w:t xml:space="preserve">That is the kit. You will plan it and build it. You will write a card so the parent knows how to use it. You will check it for safety twice. You will test it with a partner playing the child. Then you will show it at the Family Showcase.</w:t>
       </w:r>
     </w:p>
     <w:p>
@@ -357,7 +357,7 @@
         <w:pStyle w:val="FirstParagraph"/>
       </w:pPr>
       <w:r>
-        <w:t xml:space="preserve">Pick one area and one thing the child is working on. Your kit builds that one thing. Not four things. One.</w:t>
+        <w:t xml:space="preserve">Pick one area. Then pick one thing the child is working on in that area. Your kit builds that one thing. Not four things. One.</w:t>
       </w:r>
     </w:p>
     <w:p>
@@ -474,7 +474,7 @@
               <w:jc w:val="left"/>
             </w:pPr>
             <w:r>
-              <w:t xml:space="preserve">A sealed zip-top bag with gel or soap inside and things to find or push around (buttons, pom-poms, cut shapes)</w:t>
+              <w:t xml:space="preserve">A sealed zip-top bag with gel or soap inside, plus things to find or push around (buttons, pom-poms, cut shapes)</w:t>
             </w:r>
           </w:p>
         </w:tc>
@@ -731,7 +731,7 @@
         <w:pStyle w:val="Compact"/>
       </w:pPr>
       <w:r>
-        <w:t xml:space="preserve">Fit the age exactly. A 3 year old’s kit should bore a 6 year old and confuse a 2 year old.</w:t>
+        <w:t xml:space="preserve">Fit the age exactly. A kit for a 3 year old should bore a 6 year old and confuse a 2 year old.</w:t>
       </w:r>
     </w:p>
     <w:p>
@@ -743,7 +743,7 @@
         <w:pStyle w:val="Compact"/>
       </w:pPr>
       <w:r>
-        <w:t xml:space="preserve">Build one development area, and you can say which and why.</w:t>
+        <w:t xml:space="preserve">Build one development area. You can say which area and why.</w:t>
       </w:r>
     </w:p>
     <w:p>
@@ -901,7 +901,7 @@
               <w:jc w:val="left"/>
             </w:pPr>
             <w:r>
-              <w:t xml:space="preserve">Deliverable</w:t>
+              <w:t xml:space="preserve">What you turn in</w:t>
             </w:r>
           </w:p>
         </w:tc>
@@ -952,7 +952,7 @@
               <w:jc w:val="left"/>
             </w:pPr>
             <w:r>
-              <w:t xml:space="preserve">Rubric criterion</w:t>
+              <w:t xml:space="preserve">Rubric criterion (the row it is scored on)</w:t>
             </w:r>
           </w:p>
         </w:tc>
@@ -976,7 +976,7 @@
               <w:jc w:val="left"/>
             </w:pPr>
             <w:r>
-              <w:t xml:space="preserve">The plan template, signed by me, with the age, the area, the one thing the child is working on, the kit type, the three steps, the priced materials list under $5, and the first safety check; any change you made during the build written on it; the test notes (what worked, what did not, one change)</w:t>
+              <w:t xml:space="preserve">The plan template, signed by me. It has the age, the area, the one thing the child is working on, the kit type, the three steps, the priced materials list under $5, and the first safety check. Any change you made during the build is written on it. The test notes (what worked, what did not, one change) are on it too</w:t>
             </w:r>
           </w:p>
         </w:tc>
@@ -1211,7 +1211,7 @@
         <w:pStyle w:val="BodyText"/>
       </w:pPr>
       <w:r>
-        <w:t xml:space="preserve">Also turned in, not scored on the rubric: your self-assessment row and the gallery card (one kit you would bring to a job and why).</w:t>
+        <w:t xml:space="preserve">Also turned in, but not scored on the rubric: your self-assessment row (your own score with one sentence of evidence per criterion) and the gallery card (one kit you would bring to a job, and why).</w:t>
       </w:r>
     </w:p>
     <w:p>
@@ -1463,7 +1463,7 @@
         <w:pStyle w:val="FirstParagraph"/>
       </w:pPr>
       <w:r>
-        <w:t xml:space="preserve">The Family Showcase is the Day 3 demo round. Kits sit on the counter under age signs (2, 3, 4, 5, 6) with the parent card in front of each. The tradition cards from Lesson 3.15 are posted on the wall above (name optional). Each student or pair gives a two-minute demo at their kit. Everyone else walks the showcase with a gallery card. If the room has a hallway case, the kits and cards stay up for the rest of the unit.</w:t>
+        <w:t xml:space="preserve">The Family Showcase is the Day 3 demo round. Kits sit on the counter under age signs (2, 3, 4, 5, 6). The parent card stands in front of each kit. The tradition cards from Lesson 3.15 are posted on the wall above (name optional). Each student or pair gives a two-minute demo at their kit. Everyone else walks the showcase with a gallery card. If the room has a hallway case, the kits and cards stay up for the rest of the unit.</w:t>
       </w:r>
     </w:p>
     <w:p>
@@ -2023,7 +2023,7 @@
         <w:t xml:space="preserve"> </w:t>
       </w:r>
       <w:r>
-        <w:t xml:space="preserve">if you are absent on Day 2 or Day 3: a full plan plus a parent card for a kit you describe in detail, and a written test (what a child of that age would do with it in the first two minutes and what you would change), scored on the same rubric with criterion 4 from the plan.</w:t>
+        <w:t xml:space="preserve">if you are absent on Day 2 or Day 3: a full plan plus a parent card for a kit you describe in detail, and a written test (what a child of that age would do with it in the first two minutes, and what you would change). It is scored on the same rubric, with criterion 4 scored from the plan.</w:t>
       </w:r>
     </w:p>
     <w:p>
@@ -2041,7 +2041,7 @@
         <w:pStyle w:val="FirstParagraph"/>
       </w:pPr>
       <w:r>
-        <w:t xml:space="preserve">Rubric 03 has five criteria, each scored Not Yet (1), Approaching (2), Meets (3), or Exceeds (4), for 20 points. You fill the self-assessment row first with one sentence of evidence per criterion; then I score. A pair gets one score for criteria 1 to 4 and each person gets their own score for criterion 5 (the demo).</w:t>
+        <w:t xml:space="preserve">Rubric 03 has five criteria (five things that get scored). Each one is scored Not Yet (1), Approaching (2), Meets (3), or Exceeds (4). That makes 20 points. You fill in the self-assessment row first, with one sentence of evidence per criterion. Then I score. A pair gets one score for criteria 1 to 4. Each person gets their own score for criterion 5 (the demo).</w:t>
       </w:r>
     </w:p>
     <w:p>
@@ -2049,7 +2049,7 @@
         <w:pStyle w:val="BodyText"/>
       </w:pPr>
       <w:r>
-        <w:t xml:space="preserve">The project counts in the labs and projects category (40 percent of the marking period). A late project is accepted with a one-level drop on one criterion, never a zero. A kit that fails a safety line at the showcase (a loose piece that fits through the tube for a 2 or 3 year old kit) is capped at Approaching on criterion 2 until it is fixed, and it can be fixed the same day.</w:t>
+        <w:t xml:space="preserve">The project counts in the labs and projects category (40 percent of the marking period). A late project is accepted with a one-level drop on one criterion, never a zero. A kit that fails a safety line at the showcase (for example, a loose piece that fits through the tube in a kit for a 2 or 3 year old) is capped at Approaching on criterion 2 until it is fixed. It can be fixed the same day.</w:t>
       </w:r>
     </w:p>
     <w:p>
